--- a/templates/hop-dong-dich-vu.docx
+++ b/templates/hop-dong-dich-vu.docx
@@ -116,8 +116,6 @@
         </w:rPr>
         <w:t>Căn cứ Luật Quản lý thuế số 106/2016/QH13 có hiệu lực thi hành từ ngày 01/07/2016.</w:t>
       </w:r>
-      <w:bookmarkStart w:id="0" w:name="_GoBack"/>
-      <w:bookmarkEnd w:id="0"/>
     </w:p>
     <w:p>
       <w:pPr>
@@ -896,6 +894,7 @@
           <w:sz w:val="26"/>
           <w:szCs w:val="26"/>
         </w:rPr>
+        <w:lastRenderedPageBreak/>
         <w:t>Trình bày, tư vấn về thuế trong quá trình thực hiện dịch vụ.</w:t>
       </w:r>
     </w:p>
@@ -922,7 +921,6 @@
           <w:sz w:val="26"/>
           <w:szCs w:val="26"/>
         </w:rPr>
-        <w:lastRenderedPageBreak/>
         <w:t>Thực hiện các báo cáo đối với cơ quan thống kê.</w:t>
       </w:r>
     </w:p>
@@ -2066,17 +2064,8 @@
           <w:sz w:val="26"/>
           <w:szCs w:val="26"/>
         </w:rPr>
-        <w:t xml:space="preserve">Không được tiết lộ cho bất cứ Bên thứ 3 kể cả cơ quan có thẩm quyền bất kỳ thông tin nào của bên A, không giới hạn những thông tin bảo mật, nguyên vật liệu, tài liệu </w:t>
-      </w:r>
-      <w:r>
-        <w:rPr>
-          <w:rFonts w:ascii="Times New Roman" w:eastAsia="Times New Roman" w:hAnsi="Times New Roman" w:cs="Times New Roman"/>
-          <w:color w:val="1A1A1A"/>
-          <w:sz w:val="26"/>
-          <w:szCs w:val="26"/>
-        </w:rPr>
         <w:lastRenderedPageBreak/>
-        <w:t>liên quan đến hoạt động kinh doanh, tài chính hay bất kỳ chế độ phúc lợi nào của bên A hoặc các Công ty con hay Công ty liên quan đến bên A nếu không được sự đồng ý của bên A.</w:t>
+        <w:t>Không được tiết lộ cho bất cứ Bên thứ 3 kể cả cơ quan có thẩm quyền bất kỳ thông tin nào của bên A, không giới hạn những thông tin bảo mật, nguyên vật liệu, tài liệu liên quan đến hoạt động kinh doanh, tài chính hay bất kỳ chế độ phúc lợi nào của bên A hoặc các Công ty con hay Công ty liên quan đến bên A nếu không được sự đồng ý của bên A.</w:t>
       </w:r>
     </w:p>
     <w:p>
@@ -4019,10 +4008,10 @@
       </w:tblPr>
       <w:tblGrid>
         <w:gridCol w:w="413"/>
-        <w:gridCol w:w="3118"/>
-        <w:gridCol w:w="1504"/>
-        <w:gridCol w:w="1844"/>
-        <w:gridCol w:w="2476"/>
+        <w:gridCol w:w="3099"/>
+        <w:gridCol w:w="1500"/>
+        <w:gridCol w:w="1878"/>
+        <w:gridCol w:w="2465"/>
       </w:tblGrid>
       <w:tr>
         <w:trPr>
@@ -4362,7 +4351,34 @@
                 <w:sz w:val="21"/>
                 <w:szCs w:val="21"/>
               </w:rPr>
-              <w:t>1.500.000</w:t>
+              <w:t>3</w:t>
+            </w:r>
+            <w:r>
+              <w:rPr>
+                <w:rFonts w:ascii="Times New Roman" w:eastAsia="Times New Roman" w:hAnsi="Times New Roman" w:cs="Times New Roman"/>
+                <w:color w:val="1A1A1A"/>
+                <w:sz w:val="21"/>
+                <w:szCs w:val="21"/>
+              </w:rPr>
+              <w:t>.</w:t>
+            </w:r>
+            <w:r>
+              <w:rPr>
+                <w:rFonts w:ascii="Times New Roman" w:eastAsia="Times New Roman" w:hAnsi="Times New Roman" w:cs="Times New Roman"/>
+                <w:color w:val="1A1A1A"/>
+                <w:sz w:val="21"/>
+                <w:szCs w:val="21"/>
+              </w:rPr>
+              <w:t>0</w:t>
+            </w:r>
+            <w:r>
+              <w:rPr>
+                <w:rFonts w:ascii="Times New Roman" w:eastAsia="Times New Roman" w:hAnsi="Times New Roman" w:cs="Times New Roman"/>
+                <w:color w:val="1A1A1A"/>
+                <w:sz w:val="21"/>
+                <w:szCs w:val="21"/>
+              </w:rPr>
+              <w:t>00.000</w:t>
             </w:r>
           </w:p>
         </w:tc>
@@ -4401,7 +4417,16 @@
                 <w:sz w:val="21"/>
                 <w:szCs w:val="21"/>
               </w:rPr>
-              <w:t>1.500.000</w:t>
+              <w:t>7</w:t>
+            </w:r>
+            <w:r>
+              <w:rPr>
+                <w:rFonts w:ascii="Times New Roman" w:eastAsia="Times New Roman" w:hAnsi="Times New Roman" w:cs="Times New Roman"/>
+                <w:color w:val="1A1A1A"/>
+                <w:sz w:val="21"/>
+                <w:szCs w:val="21"/>
+              </w:rPr>
+              <w:t>.500.000</w:t>
             </w:r>
           </w:p>
         </w:tc>
@@ -4440,7 +4465,16 @@
                 <w:sz w:val="21"/>
                 <w:szCs w:val="21"/>
               </w:rPr>
-              <w:t>2.000.000</w:t>
+              <w:t>10</w:t>
+            </w:r>
+            <w:r>
+              <w:rPr>
+                <w:rFonts w:ascii="Times New Roman" w:eastAsia="Times New Roman" w:hAnsi="Times New Roman" w:cs="Times New Roman"/>
+                <w:color w:val="1A1A1A"/>
+                <w:sz w:val="21"/>
+                <w:szCs w:val="21"/>
+              </w:rPr>
+              <w:t>.000.000</w:t>
             </w:r>
           </w:p>
         </w:tc>
@@ -4561,7 +4595,16 @@
                 <w:sz w:val="21"/>
                 <w:szCs w:val="21"/>
               </w:rPr>
-              <w:t>3.000.000</w:t>
+              <w:t>6</w:t>
+            </w:r>
+            <w:r>
+              <w:rPr>
+                <w:rFonts w:ascii="Times New Roman" w:eastAsia="Times New Roman" w:hAnsi="Times New Roman" w:cs="Times New Roman"/>
+                <w:color w:val="1A1A1A"/>
+                <w:sz w:val="21"/>
+                <w:szCs w:val="21"/>
+              </w:rPr>
+              <w:t>.000.000</w:t>
             </w:r>
           </w:p>
         </w:tc>
@@ -4601,7 +4644,16 @@
                 <w:sz w:val="21"/>
                 <w:szCs w:val="21"/>
               </w:rPr>
-              <w:t>3.000.000</w:t>
+              <w:t>10</w:t>
+            </w:r>
+            <w:r>
+              <w:rPr>
+                <w:rFonts w:ascii="Times New Roman" w:eastAsia="Times New Roman" w:hAnsi="Times New Roman" w:cs="Times New Roman"/>
+                <w:color w:val="1A1A1A"/>
+                <w:sz w:val="21"/>
+                <w:szCs w:val="21"/>
+              </w:rPr>
+              <w:t>.000.000</w:t>
             </w:r>
           </w:p>
         </w:tc>
@@ -4641,7 +4693,16 @@
                 <w:sz w:val="21"/>
                 <w:szCs w:val="21"/>
               </w:rPr>
-              <w:t>3.500.000</w:t>
+              <w:t>12</w:t>
+            </w:r>
+            <w:r>
+              <w:rPr>
+                <w:rFonts w:ascii="Times New Roman" w:eastAsia="Times New Roman" w:hAnsi="Times New Roman" w:cs="Times New Roman"/>
+                <w:color w:val="1A1A1A"/>
+                <w:sz w:val="21"/>
+                <w:szCs w:val="21"/>
+              </w:rPr>
+              <w:t>.500.000</w:t>
             </w:r>
           </w:p>
         </w:tc>
@@ -4759,7 +4820,34 @@
                 <w:sz w:val="21"/>
                 <w:szCs w:val="21"/>
               </w:rPr>
-              <w:t>4.500.000</w:t>
+              <w:t>9</w:t>
+            </w:r>
+            <w:r>
+              <w:rPr>
+                <w:rFonts w:ascii="Times New Roman" w:eastAsia="Times New Roman" w:hAnsi="Times New Roman" w:cs="Times New Roman"/>
+                <w:color w:val="1A1A1A"/>
+                <w:sz w:val="21"/>
+                <w:szCs w:val="21"/>
+              </w:rPr>
+              <w:t>.</w:t>
+            </w:r>
+            <w:r>
+              <w:rPr>
+                <w:rFonts w:ascii="Times New Roman" w:eastAsia="Times New Roman" w:hAnsi="Times New Roman" w:cs="Times New Roman"/>
+                <w:color w:val="1A1A1A"/>
+                <w:sz w:val="21"/>
+                <w:szCs w:val="21"/>
+              </w:rPr>
+              <w:t>0</w:t>
+            </w:r>
+            <w:r>
+              <w:rPr>
+                <w:rFonts w:ascii="Times New Roman" w:eastAsia="Times New Roman" w:hAnsi="Times New Roman" w:cs="Times New Roman"/>
+                <w:color w:val="1A1A1A"/>
+                <w:sz w:val="21"/>
+                <w:szCs w:val="21"/>
+              </w:rPr>
+              <w:t>00.000</w:t>
             </w:r>
           </w:p>
         </w:tc>
@@ -4798,7 +4886,16 @@
                 <w:sz w:val="21"/>
                 <w:szCs w:val="21"/>
               </w:rPr>
-              <w:t>4.500.000</w:t>
+              <w:t>12</w:t>
+            </w:r>
+            <w:r>
+              <w:rPr>
+                <w:rFonts w:ascii="Times New Roman" w:eastAsia="Times New Roman" w:hAnsi="Times New Roman" w:cs="Times New Roman"/>
+                <w:color w:val="1A1A1A"/>
+                <w:sz w:val="21"/>
+                <w:szCs w:val="21"/>
+              </w:rPr>
+              <w:t>.500.000</w:t>
             </w:r>
           </w:p>
         </w:tc>
@@ -4837,7 +4934,16 @@
                 <w:sz w:val="21"/>
                 <w:szCs w:val="21"/>
               </w:rPr>
-              <w:t>5.000.000</w:t>
+              <w:t>14</w:t>
+            </w:r>
+            <w:r>
+              <w:rPr>
+                <w:rFonts w:ascii="Times New Roman" w:eastAsia="Times New Roman" w:hAnsi="Times New Roman" w:cs="Times New Roman"/>
+                <w:color w:val="1A1A1A"/>
+                <w:sz w:val="21"/>
+                <w:szCs w:val="21"/>
+              </w:rPr>
+              <w:t>.000.000</w:t>
             </w:r>
           </w:p>
         </w:tc>
@@ -4918,404 +5024,43 @@
                 <w:sz w:val="21"/>
                 <w:szCs w:val="21"/>
               </w:rPr>
-              <w:t>Từ 30 đến dưới 40 LĐ BHXH / 300–400 LĐ thời vụ</w:t>
-            </w:r>
-          </w:p>
-        </w:tc>
-        <w:tc>
-          <w:tcPr>
-            <w:tcW w:w="0" w:type="auto"/>
-            <w:tcBorders>
-              <w:top w:val="single" w:sz="6" w:space="0" w:color="B8923A"/>
-              <w:left w:val="single" w:sz="6" w:space="0" w:color="B8923A"/>
-              <w:bottom w:val="single" w:sz="6" w:space="0" w:color="B8923A"/>
-              <w:right w:val="single" w:sz="6" w:space="0" w:color="B8923A"/>
-            </w:tcBorders>
-            <w:shd w:val="clear" w:color="auto" w:fill="FCF6E6"/>
-            <w:tcMar>
-              <w:top w:w="75" w:type="dxa"/>
-              <w:left w:w="90" w:type="dxa"/>
-              <w:bottom w:w="75" w:type="dxa"/>
-              <w:right w:w="90" w:type="dxa"/>
-            </w:tcMar>
-            <w:hideMark/>
-          </w:tcPr>
-          <w:p>
-            <w:pPr>
-              <w:spacing w:after="0" w:line="240" w:lineRule="auto"/>
-              <w:jc w:val="right"/>
-              <w:rPr>
-                <w:rFonts w:ascii="Times New Roman" w:eastAsia="Times New Roman" w:hAnsi="Times New Roman" w:cs="Times New Roman"/>
-                <w:color w:val="1A1A1A"/>
-                <w:sz w:val="21"/>
-                <w:szCs w:val="21"/>
-              </w:rPr>
-            </w:pPr>
-            <w:r>
-              <w:rPr>
-                <w:rFonts w:ascii="Times New Roman" w:eastAsia="Times New Roman" w:hAnsi="Times New Roman" w:cs="Times New Roman"/>
-                <w:color w:val="1A1A1A"/>
-                <w:sz w:val="21"/>
-                <w:szCs w:val="21"/>
-              </w:rPr>
-              <w:t>6.000.000</w:t>
-            </w:r>
-          </w:p>
-        </w:tc>
-        <w:tc>
-          <w:tcPr>
-            <w:tcW w:w="0" w:type="auto"/>
-            <w:tcBorders>
-              <w:top w:val="single" w:sz="6" w:space="0" w:color="B8923A"/>
-              <w:left w:val="single" w:sz="6" w:space="0" w:color="B8923A"/>
-              <w:bottom w:val="single" w:sz="6" w:space="0" w:color="B8923A"/>
-              <w:right w:val="single" w:sz="6" w:space="0" w:color="B8923A"/>
-            </w:tcBorders>
-            <w:shd w:val="clear" w:color="auto" w:fill="FCF6E6"/>
-            <w:tcMar>
-              <w:top w:w="75" w:type="dxa"/>
-              <w:left w:w="90" w:type="dxa"/>
-              <w:bottom w:w="75" w:type="dxa"/>
-              <w:right w:w="90" w:type="dxa"/>
-            </w:tcMar>
-            <w:hideMark/>
-          </w:tcPr>
-          <w:p>
-            <w:pPr>
-              <w:spacing w:after="0" w:line="240" w:lineRule="auto"/>
-              <w:jc w:val="right"/>
-              <w:rPr>
-                <w:rFonts w:ascii="Times New Roman" w:eastAsia="Times New Roman" w:hAnsi="Times New Roman" w:cs="Times New Roman"/>
-                <w:color w:val="1A1A1A"/>
-                <w:sz w:val="21"/>
-                <w:szCs w:val="21"/>
-              </w:rPr>
-            </w:pPr>
-            <w:r>
-              <w:rPr>
-                <w:rFonts w:ascii="Times New Roman" w:eastAsia="Times New Roman" w:hAnsi="Times New Roman" w:cs="Times New Roman"/>
-                <w:color w:val="1A1A1A"/>
-                <w:sz w:val="21"/>
-                <w:szCs w:val="21"/>
-              </w:rPr>
-              <w:t>6.000.000</w:t>
-            </w:r>
-          </w:p>
-        </w:tc>
-        <w:tc>
-          <w:tcPr>
-            <w:tcW w:w="0" w:type="auto"/>
-            <w:tcBorders>
-              <w:top w:val="single" w:sz="6" w:space="0" w:color="B8923A"/>
-              <w:left w:val="single" w:sz="6" w:space="0" w:color="B8923A"/>
-              <w:bottom w:val="single" w:sz="6" w:space="0" w:color="B8923A"/>
-              <w:right w:val="single" w:sz="6" w:space="0" w:color="B8923A"/>
-            </w:tcBorders>
-            <w:shd w:val="clear" w:color="auto" w:fill="FCF6E6"/>
-            <w:tcMar>
-              <w:top w:w="75" w:type="dxa"/>
-              <w:left w:w="90" w:type="dxa"/>
-              <w:bottom w:w="75" w:type="dxa"/>
-              <w:right w:w="90" w:type="dxa"/>
-            </w:tcMar>
-            <w:hideMark/>
-          </w:tcPr>
-          <w:p>
-            <w:pPr>
-              <w:spacing w:after="0" w:line="240" w:lineRule="auto"/>
-              <w:jc w:val="right"/>
-              <w:rPr>
-                <w:rFonts w:ascii="Times New Roman" w:eastAsia="Times New Roman" w:hAnsi="Times New Roman" w:cs="Times New Roman"/>
-                <w:color w:val="1A1A1A"/>
-                <w:sz w:val="21"/>
-                <w:szCs w:val="21"/>
-              </w:rPr>
-            </w:pPr>
-            <w:r>
-              <w:rPr>
-                <w:rFonts w:ascii="Times New Roman" w:eastAsia="Times New Roman" w:hAnsi="Times New Roman" w:cs="Times New Roman"/>
-                <w:color w:val="1A1A1A"/>
-                <w:sz w:val="21"/>
-                <w:szCs w:val="21"/>
-              </w:rPr>
-              <w:t>8.000.000</w:t>
-            </w:r>
-          </w:p>
-        </w:tc>
-      </w:tr>
-      <w:tr>
-        <w:tc>
-          <w:tcPr>
-            <w:tcW w:w="0" w:type="auto"/>
-            <w:tcBorders>
-              <w:top w:val="single" w:sz="6" w:space="0" w:color="B8923A"/>
-              <w:left w:val="single" w:sz="6" w:space="0" w:color="B8923A"/>
-              <w:bottom w:val="single" w:sz="6" w:space="0" w:color="B8923A"/>
-              <w:right w:val="single" w:sz="6" w:space="0" w:color="B8923A"/>
-            </w:tcBorders>
-            <w:tcMar>
-              <w:top w:w="75" w:type="dxa"/>
-              <w:left w:w="90" w:type="dxa"/>
-              <w:bottom w:w="75" w:type="dxa"/>
-              <w:right w:w="90" w:type="dxa"/>
-            </w:tcMar>
-            <w:hideMark/>
-          </w:tcPr>
-          <w:p>
-            <w:pPr>
-              <w:spacing w:after="0" w:line="240" w:lineRule="auto"/>
-              <w:jc w:val="center"/>
-              <w:rPr>
-                <w:rFonts w:ascii="Times New Roman" w:eastAsia="Times New Roman" w:hAnsi="Times New Roman" w:cs="Times New Roman"/>
-                <w:color w:val="1A1A1A"/>
-                <w:sz w:val="21"/>
-                <w:szCs w:val="21"/>
-              </w:rPr>
-            </w:pPr>
-            <w:r>
-              <w:rPr>
-                <w:rFonts w:ascii="Times New Roman" w:eastAsia="Times New Roman" w:hAnsi="Times New Roman" w:cs="Times New Roman"/>
-                <w:color w:val="1A1A1A"/>
-                <w:sz w:val="21"/>
-                <w:szCs w:val="21"/>
-              </w:rPr>
-              <w:t>5</w:t>
-            </w:r>
-          </w:p>
-        </w:tc>
-        <w:tc>
-          <w:tcPr>
-            <w:tcW w:w="0" w:type="auto"/>
-            <w:tcBorders>
-              <w:top w:val="single" w:sz="6" w:space="0" w:color="B8923A"/>
-              <w:left w:val="single" w:sz="6" w:space="0" w:color="B8923A"/>
-              <w:bottom w:val="single" w:sz="6" w:space="0" w:color="B8923A"/>
-              <w:right w:val="single" w:sz="6" w:space="0" w:color="B8923A"/>
-            </w:tcBorders>
-            <w:tcMar>
-              <w:top w:w="75" w:type="dxa"/>
-              <w:left w:w="90" w:type="dxa"/>
-              <w:bottom w:w="75" w:type="dxa"/>
-              <w:right w:w="90" w:type="dxa"/>
-            </w:tcMar>
-            <w:hideMark/>
-          </w:tcPr>
-          <w:p>
-            <w:pPr>
-              <w:spacing w:after="0" w:line="240" w:lineRule="auto"/>
-              <w:rPr>
-                <w:rFonts w:ascii="Times New Roman" w:eastAsia="Times New Roman" w:hAnsi="Times New Roman" w:cs="Times New Roman"/>
-                <w:color w:val="1A1A1A"/>
-                <w:sz w:val="21"/>
-                <w:szCs w:val="21"/>
-              </w:rPr>
-            </w:pPr>
-            <w:r>
-              <w:rPr>
-                <w:rFonts w:ascii="Times New Roman" w:eastAsia="Times New Roman" w:hAnsi="Times New Roman" w:cs="Times New Roman"/>
-                <w:color w:val="1A1A1A"/>
-                <w:sz w:val="21"/>
-                <w:szCs w:val="21"/>
-              </w:rPr>
-              <w:t>Từ 40 đến dưới 50 LĐ BHXH / 400–500 LĐ thời vụ</w:t>
-            </w:r>
-          </w:p>
-        </w:tc>
-        <w:tc>
-          <w:tcPr>
-            <w:tcW w:w="0" w:type="auto"/>
-            <w:tcBorders>
-              <w:top w:val="single" w:sz="6" w:space="0" w:color="B8923A"/>
-              <w:left w:val="single" w:sz="6" w:space="0" w:color="B8923A"/>
-              <w:bottom w:val="single" w:sz="6" w:space="0" w:color="B8923A"/>
-              <w:right w:val="single" w:sz="6" w:space="0" w:color="B8923A"/>
-            </w:tcBorders>
-            <w:tcMar>
-              <w:top w:w="75" w:type="dxa"/>
-              <w:left w:w="90" w:type="dxa"/>
-              <w:bottom w:w="75" w:type="dxa"/>
-              <w:right w:w="90" w:type="dxa"/>
-            </w:tcMar>
-            <w:hideMark/>
-          </w:tcPr>
-          <w:p>
-            <w:pPr>
-              <w:spacing w:after="0" w:line="240" w:lineRule="auto"/>
-              <w:jc w:val="right"/>
-              <w:rPr>
-                <w:rFonts w:ascii="Times New Roman" w:eastAsia="Times New Roman" w:hAnsi="Times New Roman" w:cs="Times New Roman"/>
-                <w:color w:val="1A1A1A"/>
-                <w:sz w:val="21"/>
-                <w:szCs w:val="21"/>
-              </w:rPr>
-            </w:pPr>
-            <w:r>
-              <w:rPr>
-                <w:rFonts w:ascii="Times New Roman" w:eastAsia="Times New Roman" w:hAnsi="Times New Roman" w:cs="Times New Roman"/>
-                <w:color w:val="1A1A1A"/>
-                <w:sz w:val="21"/>
-                <w:szCs w:val="21"/>
-              </w:rPr>
-              <w:t>8.000.000</w:t>
-            </w:r>
-          </w:p>
-        </w:tc>
-        <w:tc>
-          <w:tcPr>
-            <w:tcW w:w="0" w:type="auto"/>
-            <w:tcBorders>
-              <w:top w:val="single" w:sz="6" w:space="0" w:color="B8923A"/>
-              <w:left w:val="single" w:sz="6" w:space="0" w:color="B8923A"/>
-              <w:bottom w:val="single" w:sz="6" w:space="0" w:color="B8923A"/>
-              <w:right w:val="single" w:sz="6" w:space="0" w:color="B8923A"/>
-            </w:tcBorders>
-            <w:tcMar>
-              <w:top w:w="75" w:type="dxa"/>
-              <w:left w:w="90" w:type="dxa"/>
-              <w:bottom w:w="75" w:type="dxa"/>
-              <w:right w:w="90" w:type="dxa"/>
-            </w:tcMar>
-            <w:hideMark/>
-          </w:tcPr>
-          <w:p>
-            <w:pPr>
-              <w:spacing w:after="0" w:line="240" w:lineRule="auto"/>
-              <w:jc w:val="right"/>
-              <w:rPr>
-                <w:rFonts w:ascii="Times New Roman" w:eastAsia="Times New Roman" w:hAnsi="Times New Roman" w:cs="Times New Roman"/>
-                <w:color w:val="1A1A1A"/>
-                <w:sz w:val="21"/>
-                <w:szCs w:val="21"/>
-              </w:rPr>
-            </w:pPr>
-            <w:r>
-              <w:rPr>
-                <w:rFonts w:ascii="Times New Roman" w:eastAsia="Times New Roman" w:hAnsi="Times New Roman" w:cs="Times New Roman"/>
-                <w:color w:val="1A1A1A"/>
-                <w:sz w:val="21"/>
-                <w:szCs w:val="21"/>
-              </w:rPr>
-              <w:t>8.000.000</w:t>
-            </w:r>
-          </w:p>
-        </w:tc>
-        <w:tc>
-          <w:tcPr>
-            <w:tcW w:w="0" w:type="auto"/>
-            <w:tcBorders>
-              <w:top w:val="single" w:sz="6" w:space="0" w:color="B8923A"/>
-              <w:left w:val="single" w:sz="6" w:space="0" w:color="B8923A"/>
-              <w:bottom w:val="single" w:sz="6" w:space="0" w:color="B8923A"/>
-              <w:right w:val="single" w:sz="6" w:space="0" w:color="B8923A"/>
-            </w:tcBorders>
-            <w:tcMar>
-              <w:top w:w="75" w:type="dxa"/>
-              <w:left w:w="90" w:type="dxa"/>
-              <w:bottom w:w="75" w:type="dxa"/>
-              <w:right w:w="90" w:type="dxa"/>
-            </w:tcMar>
-            <w:hideMark/>
-          </w:tcPr>
-          <w:p>
-            <w:pPr>
-              <w:spacing w:after="0" w:line="240" w:lineRule="auto"/>
-              <w:jc w:val="right"/>
-              <w:rPr>
-                <w:rFonts w:ascii="Times New Roman" w:eastAsia="Times New Roman" w:hAnsi="Times New Roman" w:cs="Times New Roman"/>
-                <w:color w:val="1A1A1A"/>
-                <w:sz w:val="21"/>
-                <w:szCs w:val="21"/>
-              </w:rPr>
-            </w:pPr>
-            <w:r>
-              <w:rPr>
-                <w:rFonts w:ascii="Times New Roman" w:eastAsia="Times New Roman" w:hAnsi="Times New Roman" w:cs="Times New Roman"/>
-                <w:color w:val="1A1A1A"/>
-                <w:sz w:val="21"/>
-                <w:szCs w:val="21"/>
-              </w:rPr>
-              <w:t>10.000.000</w:t>
-            </w:r>
-          </w:p>
-        </w:tc>
-      </w:tr>
-      <w:tr>
-        <w:tc>
-          <w:tcPr>
-            <w:tcW w:w="0" w:type="auto"/>
-            <w:tcBorders>
-              <w:top w:val="single" w:sz="6" w:space="0" w:color="B8923A"/>
-              <w:left w:val="single" w:sz="6" w:space="0" w:color="B8923A"/>
-              <w:bottom w:val="single" w:sz="6" w:space="0" w:color="B8923A"/>
-              <w:right w:val="single" w:sz="6" w:space="0" w:color="B8923A"/>
-            </w:tcBorders>
-            <w:shd w:val="clear" w:color="auto" w:fill="FCF6E6"/>
-            <w:tcMar>
-              <w:top w:w="75" w:type="dxa"/>
-              <w:left w:w="90" w:type="dxa"/>
-              <w:bottom w:w="75" w:type="dxa"/>
-              <w:right w:w="90" w:type="dxa"/>
-            </w:tcMar>
-            <w:hideMark/>
-          </w:tcPr>
-          <w:p>
-            <w:pPr>
-              <w:spacing w:after="0" w:line="240" w:lineRule="auto"/>
-              <w:jc w:val="center"/>
-              <w:rPr>
-                <w:rFonts w:ascii="Times New Roman" w:eastAsia="Times New Roman" w:hAnsi="Times New Roman" w:cs="Times New Roman"/>
-                <w:color w:val="1A1A1A"/>
-                <w:sz w:val="21"/>
-                <w:szCs w:val="21"/>
-              </w:rPr>
-            </w:pPr>
-            <w:r>
-              <w:rPr>
-                <w:rFonts w:ascii="Times New Roman" w:eastAsia="Times New Roman" w:hAnsi="Times New Roman" w:cs="Times New Roman"/>
-                <w:color w:val="1A1A1A"/>
-                <w:sz w:val="21"/>
-                <w:szCs w:val="21"/>
-              </w:rPr>
-              <w:t>6</w:t>
-            </w:r>
-          </w:p>
-        </w:tc>
-        <w:tc>
-          <w:tcPr>
-            <w:tcW w:w="0" w:type="auto"/>
-            <w:tcBorders>
-              <w:top w:val="single" w:sz="6" w:space="0" w:color="B8923A"/>
-              <w:left w:val="single" w:sz="6" w:space="0" w:color="B8923A"/>
-              <w:bottom w:val="single" w:sz="6" w:space="0" w:color="B8923A"/>
-              <w:right w:val="single" w:sz="6" w:space="0" w:color="B8923A"/>
-            </w:tcBorders>
-            <w:shd w:val="clear" w:color="auto" w:fill="FCF6E6"/>
-            <w:tcMar>
-              <w:top w:w="75" w:type="dxa"/>
-              <w:left w:w="90" w:type="dxa"/>
-              <w:bottom w:w="75" w:type="dxa"/>
-              <w:right w:w="90" w:type="dxa"/>
-            </w:tcMar>
-            <w:hideMark/>
-          </w:tcPr>
-          <w:p>
-            <w:pPr>
-              <w:spacing w:after="0" w:line="240" w:lineRule="auto"/>
-              <w:rPr>
-                <w:rFonts w:ascii="Times New Roman" w:eastAsia="Times New Roman" w:hAnsi="Times New Roman" w:cs="Times New Roman"/>
-                <w:color w:val="1A1A1A"/>
-                <w:sz w:val="21"/>
-                <w:szCs w:val="21"/>
-              </w:rPr>
-            </w:pPr>
-            <w:r>
-              <w:rPr>
-                <w:rFonts w:ascii="Times New Roman" w:eastAsia="Times New Roman" w:hAnsi="Times New Roman" w:cs="Times New Roman"/>
-                <w:color w:val="1A1A1A"/>
-                <w:sz w:val="21"/>
-                <w:szCs w:val="21"/>
-              </w:rPr>
-              <w:t>Trên 51 LĐ BHXH / Trên 500 LĐ thời vụ</w:t>
+              <w:t xml:space="preserve">Trên </w:t>
+            </w:r>
+            <w:r>
+              <w:rPr>
+                <w:rFonts w:ascii="Times New Roman" w:eastAsia="Times New Roman" w:hAnsi="Times New Roman" w:cs="Times New Roman"/>
+                <w:color w:val="1A1A1A"/>
+                <w:sz w:val="21"/>
+                <w:szCs w:val="21"/>
+              </w:rPr>
+              <w:t>30</w:t>
+            </w:r>
+            <w:r>
+              <w:rPr>
+                <w:rFonts w:ascii="Times New Roman" w:eastAsia="Times New Roman" w:hAnsi="Times New Roman" w:cs="Times New Roman"/>
+                <w:color w:val="1A1A1A"/>
+                <w:sz w:val="21"/>
+                <w:szCs w:val="21"/>
+              </w:rPr>
+              <w:t xml:space="preserve"> LĐ BHXH / Trên </w:t>
+            </w:r>
+            <w:r>
+              <w:rPr>
+                <w:rFonts w:ascii="Times New Roman" w:eastAsia="Times New Roman" w:hAnsi="Times New Roman" w:cs="Times New Roman"/>
+                <w:color w:val="1A1A1A"/>
+                <w:sz w:val="21"/>
+                <w:szCs w:val="21"/>
+              </w:rPr>
+              <w:t>3</w:t>
+            </w:r>
+            <w:r>
+              <w:rPr>
+                <w:rFonts w:ascii="Times New Roman" w:eastAsia="Times New Roman" w:hAnsi="Times New Roman" w:cs="Times New Roman"/>
+                <w:color w:val="1A1A1A"/>
+                <w:sz w:val="21"/>
+                <w:szCs w:val="21"/>
+              </w:rPr>
+              <w:t>00 LĐ thời vụ</w:t>
             </w:r>
           </w:p>
         </w:tc>
@@ -5440,7 +5185,25 @@
           <w:sz w:val="26"/>
           <w:szCs w:val="26"/>
         </w:rPr>
-        <w:t>Đăng ký lao động, hồ sơ BHXH, BHYT, BHTN, Công đoàn lần đầu với số lượng dưới 10 người: 3.000.000đ (chưa bao gồm VAT) và 1.000.000đ/lần phát sinh tăng/giảm hàng tháng.</w:t>
+        <w:t xml:space="preserve">Đăng ký lao động, hồ sơ BHXH, BHYT, BHTN, Công đoàn lần đầu với số lượng dưới </w:t>
+      </w:r>
+      <w:r>
+        <w:rPr>
+          <w:rFonts w:ascii="Times New Roman" w:eastAsia="Times New Roman" w:hAnsi="Times New Roman" w:cs="Times New Roman"/>
+          <w:color w:val="1A1A1A"/>
+          <w:sz w:val="26"/>
+          <w:szCs w:val="26"/>
+        </w:rPr>
+        <w:t>5</w:t>
+      </w:r>
+      <w:r>
+        <w:rPr>
+          <w:rFonts w:ascii="Times New Roman" w:eastAsia="Times New Roman" w:hAnsi="Times New Roman" w:cs="Times New Roman"/>
+          <w:color w:val="1A1A1A"/>
+          <w:sz w:val="26"/>
+          <w:szCs w:val="26"/>
+        </w:rPr>
+        <w:t xml:space="preserve"> người: 3.000.000đ (chưa bao gồm VAT) và 1.000.000đ/lần phát sinh tăng/giảm hàng tháng.</w:t>
       </w:r>
     </w:p>
     <w:p>
@@ -5491,7 +5254,7 @@
           <w:sz w:val="26"/>
           <w:szCs w:val="26"/>
         </w:rPr>
-        <w:t>Các quận Thủ Đức, quận 2, quận 7, quận 9 phụ thu tiền xăng 200.000đ/tháng. Các Huyện Nhà Bè, Bình Chánh, Hóc Môn, Củ Chi phụ thu tiền xăng 500.000đ/tháng.</w:t>
+        <w:t>Phụ thu xăng xe với trường hợp di chuyển xa trên 7km</w:t>
       </w:r>
     </w:p>
     <w:p>
@@ -5517,33 +5280,25 @@
           <w:sz w:val="26"/>
           <w:szCs w:val="26"/>
         </w:rPr>
-        <w:t>Biểu phí còn phụ thuộc vào tình hình đặc thù của từng doanh nghiệp.</w:t>
-      </w:r>
-    </w:p>
-    <w:p>
-      <w:pPr>
-        <w:numPr>
-          <w:ilvl w:val="0"/>
-          <w:numId w:val="9"/>
-        </w:numPr>
-        <w:spacing w:before="45" w:after="45" w:line="240" w:lineRule="auto"/>
-        <w:ind w:left="567"/>
-        <w:jc w:val="both"/>
-        <w:rPr>
-          <w:rFonts w:ascii="Times New Roman" w:eastAsia="Times New Roman" w:hAnsi="Times New Roman" w:cs="Times New Roman"/>
-          <w:color w:val="1A1A1A"/>
-          <w:sz w:val="26"/>
-          <w:szCs w:val="26"/>
-        </w:rPr>
-      </w:pPr>
-      <w:r>
-        <w:rPr>
-          <w:rFonts w:ascii="Times New Roman" w:eastAsia="Times New Roman" w:hAnsi="Times New Roman" w:cs="Times New Roman"/>
-          <w:color w:val="1A1A1A"/>
-          <w:sz w:val="26"/>
-          <w:szCs w:val="26"/>
-        </w:rPr>
-        <w:t>Giá trên chưa bao gồm thuế giá trị gia tăng và các loại thuế DN phải nộp cho cơ quan thuế.</w:t>
+        <w:t xml:space="preserve">Giá trên chưa bao gồm thuế </w:t>
+      </w:r>
+      <w:r>
+        <w:rPr>
+          <w:rFonts w:ascii="Times New Roman" w:eastAsia="Times New Roman" w:hAnsi="Times New Roman" w:cs="Times New Roman"/>
+          <w:color w:val="1A1A1A"/>
+          <w:sz w:val="26"/>
+          <w:szCs w:val="26"/>
+        </w:rPr>
+        <w:t>VAT</w:t>
+      </w:r>
+      <w:r>
+        <w:rPr>
+          <w:rFonts w:ascii="Times New Roman" w:eastAsia="Times New Roman" w:hAnsi="Times New Roman" w:cs="Times New Roman"/>
+          <w:color w:val="1A1A1A"/>
+          <w:sz w:val="26"/>
+          <w:szCs w:val="26"/>
+        </w:rPr>
+        <w:t xml:space="preserve"> và các loại thuế DN phải nộp cho cơ quan thuế.</w:t>
       </w:r>
     </w:p>
     <w:tbl>
@@ -5599,7 +5354,6 @@
                 <w:sz w:val="24"/>
                 <w:szCs w:val="24"/>
               </w:rPr>
-              <w:lastRenderedPageBreak/>
               <w:t>ĐẠI DIỆN BÊN A</w:t>
             </w:r>
           </w:p>
@@ -5733,6 +5487,8 @@
               </w:rPr>
               <w:t>(Ký, ghi rõ họ tên)</w:t>
             </w:r>
+            <w:bookmarkStart w:id="0" w:name="_GoBack"/>
+            <w:bookmarkEnd w:id="0"/>
           </w:p>
         </w:tc>
       </w:tr>
@@ -6048,7 +5804,7 @@
       <w:rPr>
         <w:noProof/>
       </w:rPr>
-      <w:pict w14:anchorId="6AA90F29">
+      <w:pict w14:anchorId="611E8400">
         <v:shapetype id="_x0000_t75" coordsize="21600,21600" o:spt="75" o:preferrelative="t" path="m@4@5l@4@11@9@11@9@5xe" filled="f" stroked="f">
           <v:stroke joinstyle="miter"/>
           <v:formulas>
@@ -6115,7 +5871,7 @@
               <w:noProof/>
             </w:rPr>
             <w:drawing>
-              <wp:anchor distT="0" distB="0" distL="114300" distR="114300" simplePos="0" relativeHeight="251660288" behindDoc="0" locked="0" layoutInCell="1" allowOverlap="1" wp14:anchorId="66CB2F69" wp14:editId="12CB2403">
+              <wp:anchor distT="0" distB="0" distL="114300" distR="114300" simplePos="0" relativeHeight="251660288" behindDoc="0" locked="0" layoutInCell="1" allowOverlap="1" wp14:anchorId="6ABADFE5" wp14:editId="1E2C439D">
                 <wp:simplePos x="0" y="0"/>
                 <wp:positionH relativeFrom="column">
                   <wp:posOffset>-3175</wp:posOffset>
@@ -6223,6 +5979,7 @@
       </w:tc>
     </w:tr>
   </w:tbl>
+  <w:p/>
   <w:sdt>
     <w:sdtPr>
       <w:id w:val="1941112780"/>
@@ -6245,7 +6002,7 @@
           <w:rPr>
             <w:noProof/>
           </w:rPr>
-          <w:pict w14:anchorId="08C2E3B7">
+          <w:pict w14:anchorId="232A9556">
             <v:shapetype id="_x0000_t75" coordsize="21600,21600" o:spt="75" o:preferrelative="t" path="m@4@5l@4@11@9@11@9@5xe" filled="f" stroked="f">
               <v:stroke joinstyle="miter"/>
               <v:formulas>
@@ -6287,7 +6044,7 @@
       <w:rPr>
         <w:noProof/>
       </w:rPr>
-      <w:pict w14:anchorId="7D830093">
+      <w:pict w14:anchorId="33AFB9AB">
         <v:shapetype id="_x0000_t75" coordsize="21600,21600" o:spt="75" o:preferrelative="t" path="m@4@5l@4@11@9@11@9@5xe" filled="f" stroked="f">
           <v:stroke joinstyle="miter"/>
           <v:formulas>

--- a/templates/hop-dong-dich-vu.docx
+++ b/templates/hop-dong-dich-vu.docx
@@ -215,7 +215,7 @@
           <w:sz w:val="26"/>
           <w:szCs w:val="26"/>
         </w:rPr>
-        <w:t> tại trụ sở của Công ty CP Tư Vấn Thuế SAVITAX và thực hiện bởi các Bên tham gia dưới đây:</w:t>
+        <w:t> tại trụ sở của Công ty TNHH Đào tạo và Dịch vụ ABS GROUP và thực hiện bởi các Bên tham gia dưới đây:</w:t>
       </w:r>
     </w:p>
     <w:p>
@@ -477,7 +477,7 @@
           <w:sz w:val="26"/>
           <w:szCs w:val="26"/>
         </w:rPr>
-        <w:t>CÔNG TY CỔ PHẦN TƯ VẤN THUẾ SAVITAX</w:t>
+        <w:t>CÔNG TY TNHH ĐÀO TẠO VÀ DỊCH VỤ ABS GROUP</w:t>
       </w:r>
     </w:p>
     <w:p>
@@ -499,7 +499,7 @@
           <w:sz w:val="26"/>
           <w:szCs w:val="26"/>
         </w:rPr>
-        <w:t>Địa chỉ: 16 Bình Lợi, Phường Bình Lợi Trung, Tp Hồ Chí Minh, Việt Nam</w:t>
+        <w:t>Địa chỉ: Số 05, Hoàng Văn Thái, Võ Cường, Tỉnh Bắc Ninh, Việt Nam</w:t>
       </w:r>
     </w:p>
     <w:p>
@@ -521,7 +521,7 @@
           <w:sz w:val="26"/>
           <w:szCs w:val="26"/>
         </w:rPr>
-        <w:t>Mã số thuế: 0313 906 307</w:t>
+        <w:t>Mã số thuế: 2300 856 966</w:t>
       </w:r>
     </w:p>
     <w:p>
@@ -543,7 +543,7 @@
           <w:sz w:val="26"/>
           <w:szCs w:val="26"/>
         </w:rPr>
-        <w:t>Tài khoản Ngân hàng: Ngân Hàng Thương Mại Á Châu – CN Nguyễn Trãi</w:t>
+        <w:t>Tài khoản Ngân hàng: Ngân hàng TMCP Ngoại thương Việt Nam - Vietcombank</w:t>
       </w:r>
     </w:p>
     <w:p>
@@ -565,7 +565,7 @@
           <w:sz w:val="26"/>
           <w:szCs w:val="26"/>
         </w:rPr>
-        <w:t>Số tài khoản: 3878556868</w:t>
+        <w:t>Số tài khoản: 0351001043923</w:t>
       </w:r>
     </w:p>
     <w:tbl>
@@ -622,7 +622,7 @@
                 <w:sz w:val="26"/>
                 <w:szCs w:val="26"/>
               </w:rPr>
-              <w:t>Đinh Thị Huyền</w:t>
+              <w:t>Hoàng Thị Hương</w:t>
             </w:r>
           </w:p>
         </w:tc>
@@ -680,7 +680,7 @@
           <w:sz w:val="26"/>
           <w:szCs w:val="26"/>
         </w:rPr>
-        <w:t>Điện thoại: 0989.666.253</w:t>
+        <w:t>Điện thoại: 0962.511.222</w:t>
       </w:r>
     </w:p>
     <w:p>
@@ -4351,34 +4351,7 @@
                 <w:sz w:val="21"/>
                 <w:szCs w:val="21"/>
               </w:rPr>
-              <w:t>3</w:t>
-            </w:r>
-            <w:r>
-              <w:rPr>
-                <w:rFonts w:ascii="Times New Roman" w:eastAsia="Times New Roman" w:hAnsi="Times New Roman" w:cs="Times New Roman"/>
-                <w:color w:val="1A1A1A"/>
-                <w:sz w:val="21"/>
-                <w:szCs w:val="21"/>
-              </w:rPr>
-              <w:t>.</w:t>
-            </w:r>
-            <w:r>
-              <w:rPr>
-                <w:rFonts w:ascii="Times New Roman" w:eastAsia="Times New Roman" w:hAnsi="Times New Roman" w:cs="Times New Roman"/>
-                <w:color w:val="1A1A1A"/>
-                <w:sz w:val="21"/>
-                <w:szCs w:val="21"/>
-              </w:rPr>
-              <w:t>0</w:t>
-            </w:r>
-            <w:r>
-              <w:rPr>
-                <w:rFonts w:ascii="Times New Roman" w:eastAsia="Times New Roman" w:hAnsi="Times New Roman" w:cs="Times New Roman"/>
-                <w:color w:val="1A1A1A"/>
-                <w:sz w:val="21"/>
-                <w:szCs w:val="21"/>
-              </w:rPr>
-              <w:t>00.000</w:t>
+              <w:t>3.000.000</w:t>
             </w:r>
           </w:p>
         </w:tc>
@@ -4417,16 +4390,7 @@
                 <w:sz w:val="21"/>
                 <w:szCs w:val="21"/>
               </w:rPr>
-              <w:t>7</w:t>
-            </w:r>
-            <w:r>
-              <w:rPr>
-                <w:rFonts w:ascii="Times New Roman" w:eastAsia="Times New Roman" w:hAnsi="Times New Roman" w:cs="Times New Roman"/>
-                <w:color w:val="1A1A1A"/>
-                <w:sz w:val="21"/>
-                <w:szCs w:val="21"/>
-              </w:rPr>
-              <w:t>.500.000</w:t>
+              <w:t>7.500.000</w:t>
             </w:r>
           </w:p>
         </w:tc>
@@ -4465,16 +4429,7 @@
                 <w:sz w:val="21"/>
                 <w:szCs w:val="21"/>
               </w:rPr>
-              <w:t>10</w:t>
-            </w:r>
-            <w:r>
-              <w:rPr>
-                <w:rFonts w:ascii="Times New Roman" w:eastAsia="Times New Roman" w:hAnsi="Times New Roman" w:cs="Times New Roman"/>
-                <w:color w:val="1A1A1A"/>
-                <w:sz w:val="21"/>
-                <w:szCs w:val="21"/>
-              </w:rPr>
-              <w:t>.000.000</w:t>
+              <w:t>10.000.000</w:t>
             </w:r>
           </w:p>
         </w:tc>
@@ -4595,16 +4550,7 @@
                 <w:sz w:val="21"/>
                 <w:szCs w:val="21"/>
               </w:rPr>
-              <w:t>6</w:t>
-            </w:r>
-            <w:r>
-              <w:rPr>
-                <w:rFonts w:ascii="Times New Roman" w:eastAsia="Times New Roman" w:hAnsi="Times New Roman" w:cs="Times New Roman"/>
-                <w:color w:val="1A1A1A"/>
-                <w:sz w:val="21"/>
-                <w:szCs w:val="21"/>
-              </w:rPr>
-              <w:t>.000.000</w:t>
+              <w:t>6.000.000</w:t>
             </w:r>
           </w:p>
         </w:tc>
@@ -4644,16 +4590,7 @@
                 <w:sz w:val="21"/>
                 <w:szCs w:val="21"/>
               </w:rPr>
-              <w:t>10</w:t>
-            </w:r>
-            <w:r>
-              <w:rPr>
-                <w:rFonts w:ascii="Times New Roman" w:eastAsia="Times New Roman" w:hAnsi="Times New Roman" w:cs="Times New Roman"/>
-                <w:color w:val="1A1A1A"/>
-                <w:sz w:val="21"/>
-                <w:szCs w:val="21"/>
-              </w:rPr>
-              <w:t>.000.000</w:t>
+              <w:t>10.000.000</w:t>
             </w:r>
           </w:p>
         </w:tc>
@@ -4693,16 +4630,7 @@
                 <w:sz w:val="21"/>
                 <w:szCs w:val="21"/>
               </w:rPr>
-              <w:t>12</w:t>
-            </w:r>
-            <w:r>
-              <w:rPr>
-                <w:rFonts w:ascii="Times New Roman" w:eastAsia="Times New Roman" w:hAnsi="Times New Roman" w:cs="Times New Roman"/>
-                <w:color w:val="1A1A1A"/>
-                <w:sz w:val="21"/>
-                <w:szCs w:val="21"/>
-              </w:rPr>
-              <w:t>.500.000</w:t>
+              <w:t>12.500.000</w:t>
             </w:r>
           </w:p>
         </w:tc>
@@ -4820,34 +4748,7 @@
                 <w:sz w:val="21"/>
                 <w:szCs w:val="21"/>
               </w:rPr>
-              <w:t>9</w:t>
-            </w:r>
-            <w:r>
-              <w:rPr>
-                <w:rFonts w:ascii="Times New Roman" w:eastAsia="Times New Roman" w:hAnsi="Times New Roman" w:cs="Times New Roman"/>
-                <w:color w:val="1A1A1A"/>
-                <w:sz w:val="21"/>
-                <w:szCs w:val="21"/>
-              </w:rPr>
-              <w:t>.</w:t>
-            </w:r>
-            <w:r>
-              <w:rPr>
-                <w:rFonts w:ascii="Times New Roman" w:eastAsia="Times New Roman" w:hAnsi="Times New Roman" w:cs="Times New Roman"/>
-                <w:color w:val="1A1A1A"/>
-                <w:sz w:val="21"/>
-                <w:szCs w:val="21"/>
-              </w:rPr>
-              <w:t>0</w:t>
-            </w:r>
-            <w:r>
-              <w:rPr>
-                <w:rFonts w:ascii="Times New Roman" w:eastAsia="Times New Roman" w:hAnsi="Times New Roman" w:cs="Times New Roman"/>
-                <w:color w:val="1A1A1A"/>
-                <w:sz w:val="21"/>
-                <w:szCs w:val="21"/>
-              </w:rPr>
-              <w:t>00.000</w:t>
+              <w:t>9.000.000</w:t>
             </w:r>
           </w:p>
         </w:tc>
@@ -4886,16 +4787,7 @@
                 <w:sz w:val="21"/>
                 <w:szCs w:val="21"/>
               </w:rPr>
-              <w:t>12</w:t>
-            </w:r>
-            <w:r>
-              <w:rPr>
-                <w:rFonts w:ascii="Times New Roman" w:eastAsia="Times New Roman" w:hAnsi="Times New Roman" w:cs="Times New Roman"/>
-                <w:color w:val="1A1A1A"/>
-                <w:sz w:val="21"/>
-                <w:szCs w:val="21"/>
-              </w:rPr>
-              <w:t>.500.000</w:t>
+              <w:t>12.500.000</w:t>
             </w:r>
           </w:p>
         </w:tc>
@@ -4934,16 +4826,7 @@
                 <w:sz w:val="21"/>
                 <w:szCs w:val="21"/>
               </w:rPr>
-              <w:t>14</w:t>
-            </w:r>
-            <w:r>
-              <w:rPr>
-                <w:rFonts w:ascii="Times New Roman" w:eastAsia="Times New Roman" w:hAnsi="Times New Roman" w:cs="Times New Roman"/>
-                <w:color w:val="1A1A1A"/>
-                <w:sz w:val="21"/>
-                <w:szCs w:val="21"/>
-              </w:rPr>
-              <w:t>.000.000</w:t>
+              <w:t>14.000.000</w:t>
             </w:r>
           </w:p>
         </w:tc>
@@ -5024,43 +4907,7 @@
                 <w:sz w:val="21"/>
                 <w:szCs w:val="21"/>
               </w:rPr>
-              <w:t xml:space="preserve">Trên </w:t>
-            </w:r>
-            <w:r>
-              <w:rPr>
-                <w:rFonts w:ascii="Times New Roman" w:eastAsia="Times New Roman" w:hAnsi="Times New Roman" w:cs="Times New Roman"/>
-                <w:color w:val="1A1A1A"/>
-                <w:sz w:val="21"/>
-                <w:szCs w:val="21"/>
-              </w:rPr>
-              <w:t>30</w:t>
-            </w:r>
-            <w:r>
-              <w:rPr>
-                <w:rFonts w:ascii="Times New Roman" w:eastAsia="Times New Roman" w:hAnsi="Times New Roman" w:cs="Times New Roman"/>
-                <w:color w:val="1A1A1A"/>
-                <w:sz w:val="21"/>
-                <w:szCs w:val="21"/>
-              </w:rPr>
-              <w:t xml:space="preserve"> LĐ BHXH / Trên </w:t>
-            </w:r>
-            <w:r>
-              <w:rPr>
-                <w:rFonts w:ascii="Times New Roman" w:eastAsia="Times New Roman" w:hAnsi="Times New Roman" w:cs="Times New Roman"/>
-                <w:color w:val="1A1A1A"/>
-                <w:sz w:val="21"/>
-                <w:szCs w:val="21"/>
-              </w:rPr>
-              <w:t>3</w:t>
-            </w:r>
-            <w:r>
-              <w:rPr>
-                <w:rFonts w:ascii="Times New Roman" w:eastAsia="Times New Roman" w:hAnsi="Times New Roman" w:cs="Times New Roman"/>
-                <w:color w:val="1A1A1A"/>
-                <w:sz w:val="21"/>
-                <w:szCs w:val="21"/>
-              </w:rPr>
-              <w:t>00 LĐ thời vụ</w:t>
+              <w:t xml:space="preserve">Trên 30 LĐ BHXH / Trên 300 LĐ thời vụ</w:t>
             </w:r>
           </w:p>
         </w:tc>
@@ -5185,25 +5032,7 @@
           <w:sz w:val="26"/>
           <w:szCs w:val="26"/>
         </w:rPr>
-        <w:t xml:space="preserve">Đăng ký lao động, hồ sơ BHXH, BHYT, BHTN, Công đoàn lần đầu với số lượng dưới </w:t>
-      </w:r>
-      <w:r>
-        <w:rPr>
-          <w:rFonts w:ascii="Times New Roman" w:eastAsia="Times New Roman" w:hAnsi="Times New Roman" w:cs="Times New Roman"/>
-          <w:color w:val="1A1A1A"/>
-          <w:sz w:val="26"/>
-          <w:szCs w:val="26"/>
-        </w:rPr>
-        <w:t>5</w:t>
-      </w:r>
-      <w:r>
-        <w:rPr>
-          <w:rFonts w:ascii="Times New Roman" w:eastAsia="Times New Roman" w:hAnsi="Times New Roman" w:cs="Times New Roman"/>
-          <w:color w:val="1A1A1A"/>
-          <w:sz w:val="26"/>
-          <w:szCs w:val="26"/>
-        </w:rPr>
-        <w:t xml:space="preserve"> người: 3.000.000đ (chưa bao gồm VAT) và 1.000.000đ/lần phát sinh tăng/giảm hàng tháng.</w:t>
+        <w:t xml:space="preserve">Đăng ký lao động, hồ sơ BHXH, BHYT, BHTN, Công đoàn lần đầu với số lượng dưới 5 người: 3.000.000đ (chưa bao gồm VAT) và 1.000.000đ/lần phát sinh tăng/giảm hàng tháng.</w:t>
       </w:r>
     </w:p>
     <w:p>
@@ -5280,25 +5109,7 @@
           <w:sz w:val="26"/>
           <w:szCs w:val="26"/>
         </w:rPr>
-        <w:t xml:space="preserve">Giá trên chưa bao gồm thuế </w:t>
-      </w:r>
-      <w:r>
-        <w:rPr>
-          <w:rFonts w:ascii="Times New Roman" w:eastAsia="Times New Roman" w:hAnsi="Times New Roman" w:cs="Times New Roman"/>
-          <w:color w:val="1A1A1A"/>
-          <w:sz w:val="26"/>
-          <w:szCs w:val="26"/>
-        </w:rPr>
-        <w:t>VAT</w:t>
-      </w:r>
-      <w:r>
-        <w:rPr>
-          <w:rFonts w:ascii="Times New Roman" w:eastAsia="Times New Roman" w:hAnsi="Times New Roman" w:cs="Times New Roman"/>
-          <w:color w:val="1A1A1A"/>
-          <w:sz w:val="26"/>
-          <w:szCs w:val="26"/>
-        </w:rPr>
-        <w:t xml:space="preserve"> và các loại thuế DN phải nộp cho cơ quan thuế.</w:t>
+        <w:t xml:space="preserve">Giá trên chưa bao gồm thuế VAT và các loại thuế DN phải nộp cho cơ quan thuế.</w:t>
       </w:r>
     </w:p>
     <w:tbl>
@@ -5719,7 +5530,7 @@
         <w:sz w:val="21"/>
         <w:szCs w:val="21"/>
       </w:rPr>
-      <w:t>CÔNG TY CỔ PHẦN TƯ VẤN THUẾ SAVITAX</w:t>
+      <w:t>CÔNG TY TNHH ĐÀO TẠO VÀ DỊCH VỤ ABS GROUP</w:t>
     </w:r>
   </w:p>
   <w:p>
@@ -5741,7 +5552,7 @@
         <w:sz w:val="19"/>
         <w:szCs w:val="19"/>
       </w:rPr>
-      <w:t>Website: www.savitax.vn</w:t>
+      <w:t/>
     </w:r>
   </w:p>
   <w:p>
@@ -5763,7 +5574,7 @@
         <w:sz w:val="19"/>
         <w:szCs w:val="19"/>
       </w:rPr>
-      <w:t>Hotline: 0989 666 253 (Ms. Huyền) – 0916 084 266 (Ms. Trang)</w:t>
+      <w:t>Hotline: 0962 511 222</w:t>
     </w:r>
   </w:p>
 </w:ftr>
@@ -5825,7 +5636,7 @@
           <o:lock v:ext="edit" aspectratio="t"/>
         </v:shapetype>
         <v:shape id="WordPictureWatermark292160954" o:spid="_x0000_s2052" type="#_x0000_t75" style="position:absolute;margin-left:0;margin-top:0;width:467.9pt;height:467.9pt;z-index:-251654144;mso-position-horizontal:center;mso-position-horizontal-relative:margin;mso-position-vertical:center;mso-position-vertical-relative:margin" o:allowincell="f">
-          <v:imagedata r:id="rId1" o:title="logo-savitax" gain="19661f" blacklevel="22938f"/>
+          <v:imagedata r:id="rId1" o:title="logo-abs" gain="19661f" blacklevel="22938f"/>
           <w10:wrap anchorx="margin" anchory="margin"/>
         </v:shape>
       </w:pict>
@@ -5955,7 +5766,7 @@
               <w:sz w:val="27"/>
               <w:szCs w:val="27"/>
             </w:rPr>
-            <w:t>CÔNG TY CỔ PHẦN TƯ VẤN THUẾ SAVITAX</w:t>
+            <w:t>CÔNG TY TNHH ĐÀO TẠO VÀ DỊCH VỤ ABS GROUP</w:t>
           </w:r>
         </w:p>
         <w:p>
@@ -5973,7 +5784,7 @@
               <w:sz w:val="20"/>
               <w:szCs w:val="20"/>
             </w:rPr>
-            <w:t>16 Bình Lợi, Phường Bình Lợi Trung, Thành phố Hồ Chí Minh</w:t>
+            <w:t>Số 05, Hoàng Văn Thái, Võ Cường, Tỉnh Bắc Ninh, Việt Nam</w:t>
           </w:r>
         </w:p>
       </w:tc>
@@ -6023,7 +5834,7 @@
               <o:lock v:ext="edit" aspectratio="t"/>
             </v:shapetype>
             <v:shape id="WordPictureWatermark292160955" o:spid="_x0000_s2053" type="#_x0000_t75" style="position:absolute;margin-left:68.4pt;margin-top:143.25pt;width:330.5pt;height:330.5pt;z-index:-251653120;mso-position-horizontal-relative:margin;mso-position-vertical-relative:margin" o:allowincell="f">
-              <v:imagedata r:id="rId2" o:title="logo-savitax" gain="19661f" blacklevel="22938f"/>
+              <v:imagedata r:id="rId2" o:title="logo-abs" gain="19661f" blacklevel="22938f"/>
               <w10:wrap anchorx="margin" anchory="margin"/>
             </v:shape>
           </w:pict>
@@ -6065,7 +5876,7 @@
           <o:lock v:ext="edit" aspectratio="t"/>
         </v:shapetype>
         <v:shape id="WordPictureWatermark292160953" o:spid="_x0000_s2051" type="#_x0000_t75" style="position:absolute;margin-left:0;margin-top:0;width:467.9pt;height:467.9pt;z-index:-251655168;mso-position-horizontal:center;mso-position-horizontal-relative:margin;mso-position-vertical:center;mso-position-vertical-relative:margin" o:allowincell="f">
-          <v:imagedata r:id="rId1" o:title="logo-savitax" gain="19661f" blacklevel="22938f"/>
+          <v:imagedata r:id="rId1" o:title="logo-abs" gain="19661f" blacklevel="22938f"/>
           <w10:wrap anchorx="margin" anchory="margin"/>
         </v:shape>
       </w:pict>
